--- a/docs/TalentPilot-API-Full-Documentation.docx
+++ b/docs/TalentPilot-API-Full-Documentation.docx
@@ -10942,6 +10942,2042 @@
     <w:p>
       <w:r>
         <w:br w:type="page"/>
+      </w:r>
+    </w:p>
+    <w:p>
+      <w:pPr>
+        <w:pStyle w:val="Heading1"/>
+      </w:pPr>
+      <w:r>
+        <w:t>Part 6 — Sprints 9, 10 &amp; 11: Documents, Payments &amp; Operations</w:t>
+      </w:r>
+    </w:p>
+    <w:p>
+      <w:r>
+        <w:rPr>
+          <w:b w:val="0"/>
+          <w:i w:val="0"/>
+        </w:rPr>
+        <w:t xml:space="preserve">The first eight sprints took a resume and a job posting to a scored, rewritten, interview-ready analysis. These three sprints turn that analysis into something a user can download, pay for, monitor, and — if they choose — delete entirely. Nothing here replaces earlier architecture; each addition extends an existing seam that a prior sprint deliberately left open for it (the Sprint 2 plan-limit stub, the audit_logs table's own comment anticipating an admin viewer, the credit ledger's append-only design).</w:t>
+      </w:r>
+    </w:p>
+    <w:p>
+      <w:pPr>
+        <w:pStyle w:val="Heading2"/>
+      </w:pPr>
+      <w:r>
+        <w:t>The three sprints, in one table</w:t>
+      </w:r>
+    </w:p>
+    <w:tbl>
+      <w:tblPr>
+        <w:tblStyle w:val="LightGrid-Accent1"/>
+        <w:tblW w:type="auto" w:w="0"/>
+        <w:tblLook w:firstColumn="1" w:firstRow="1" w:lastColumn="0" w:lastRow="0" w:noHBand="0" w:noVBand="1" w:val="04A0"/>
+      </w:tblPr>
+      <w:tblGrid>
+        <w:gridCol w:w="2880"/>
+        <w:gridCol w:w="2880"/>
+        <w:gridCol w:w="2880"/>
+      </w:tblGrid>
+      <w:tr>
+        <w:tc>
+          <w:tcPr>
+            <w:tcW w:type="dxa" w:w="2880"/>
+          </w:tcPr>
+          <w:p>
+            <w:r>
+              <w:rPr>
+                <w:b/>
+              </w:rPr>
+              <w:t xml:space="preserve">Sprint</w:t>
+            </w:r>
+          </w:p>
+        </w:tc>
+        <w:tc>
+          <w:tcPr>
+            <w:tcW w:type="dxa" w:w="2880"/>
+          </w:tcPr>
+          <w:p>
+            <w:r>
+              <w:rPr>
+                <w:b/>
+              </w:rPr>
+              <w:t xml:space="preserve">Theme</w:t>
+            </w:r>
+          </w:p>
+        </w:tc>
+        <w:tc>
+          <w:tcPr>
+            <w:tcW w:type="dxa" w:w="2880"/>
+          </w:tcPr>
+          <w:p>
+            <w:r>
+              <w:rPr>
+                <w:b/>
+              </w:rPr>
+              <w:t xml:space="preserve">What it added</w:t>
+            </w:r>
+          </w:p>
+        </w:tc>
+      </w:tr>
+      <w:tr>
+        <w:tc>
+          <w:tcPr>
+            <w:tcW w:type="dxa" w:w="2880"/>
+          </w:tcPr>
+          <w:p>
+            <w:r>
+              <w:t xml:space="preserve">9</w:t>
+            </w:r>
+          </w:p>
+        </w:tc>
+        <w:tc>
+          <w:tcPr>
+            <w:tcW w:type="dxa" w:w="2880"/>
+          </w:tcPr>
+          <w:p>
+            <w:r>
+              <w:t xml:space="preserve">Documents &amp; Notifications</w:t>
+            </w:r>
+          </w:p>
+        </w:tc>
+        <w:tc>
+          <w:tcPr>
+            <w:tcW w:type="dxa" w:w="2880"/>
+          </w:tcPr>
+          <w:p>
+            <w:r>
+              <w:t xml:space="preserve">ATS-safe DOCX + Puppeteer-rendered PDF downloads (resume, cover letter, full report), staleness invalidation on new resume/cover-letter versions, and an in-app + email notifications system reacting to pipeline completion.</w:t>
+            </w:r>
+          </w:p>
+        </w:tc>
+      </w:tr>
+      <w:tr>
+        <w:tc>
+          <w:tcPr>
+            <w:tcW w:type="dxa" w:w="2880"/>
+          </w:tcPr>
+          <w:p>
+            <w:r>
+              <w:t xml:space="preserve">10</w:t>
+            </w:r>
+          </w:p>
+        </w:tc>
+        <w:tc>
+          <w:tcPr>
+            <w:tcW w:type="dxa" w:w="2880"/>
+          </w:tcPr>
+          <w:p>
+            <w:r>
+              <w:t xml:space="preserve">Payments</w:t>
+            </w:r>
+          </w:p>
+        </w:tc>
+        <w:tc>
+          <w:tcPr>
+            <w:tcW w:type="dxa" w:w="2880"/>
+          </w:tcPr>
+          <w:p>
+            <w:r>
+              <w:t xml:space="preserve">Stripe Checkout, an idempotent + out-of-order-safe webhook handler, a daily reconciliation cron, and a real (Subscription-backed) replacement for the Sprint 2 plan-limit stub.</w:t>
+            </w:r>
+          </w:p>
+        </w:tc>
+      </w:tr>
+      <w:tr>
+        <w:tc>
+          <w:tcPr>
+            <w:tcW w:type="dxa" w:w="2880"/>
+          </w:tcPr>
+          <w:p>
+            <w:r>
+              <w:t xml:space="preserve">11</w:t>
+            </w:r>
+          </w:p>
+        </w:tc>
+        <w:tc>
+          <w:tcPr>
+            <w:tcW w:type="dxa" w:w="2880"/>
+          </w:tcPr>
+          <w:p>
+            <w:r>
+              <w:t xml:space="preserve">Operations</w:t>
+            </w:r>
+          </w:p>
+        </w:tc>
+        <w:tc>
+          <w:tcPr>
+            <w:tcW w:type="dxa" w:w="2880"/>
+          </w:tcPr>
+          <w:p>
+            <w:r>
+              <w:t xml:space="preserve">A batched, cached dashboard; a double-gated admin panel (run inspector, dead-letter queue, cost breakdown, prompt activation); a generalised audit log; and a GDPR export/hard-purge pipeline.</w:t>
+            </w:r>
+          </w:p>
+        </w:tc>
+      </w:tr>
+    </w:tbl>
+    <w:p>
+      <w:pPr>
+        <w:pStyle w:val="Heading2"/>
+      </w:pPr>
+      <w:r>
+        <w:t>6.1 — Frontend story additions</w:t>
+      </w:r>
+    </w:p>
+    <w:p>
+      <w:r>
+        <w:rPr>
+          <w:b w:val="0"/>
+          <w:i w:val="0"/>
+        </w:rPr>
+        <w:t xml:space="preserve">Six new things a user (or an admin) can now do, continuing directly from where Part 2 left off.</w:t>
+      </w:r>
+    </w:p>
+    <w:p>
+      <w:pPr>
+        <w:pStyle w:val="Heading3"/>
+      </w:pPr>
+      <w:r>
+        <w:t>6.1.1. Download a generated document</w:t>
+      </w:r>
+    </w:p>
+    <w:p>
+      <w:r>
+        <w:rPr>
+          <w:b w:val="0"/>
+          <w:i w:val="0"/>
+        </w:rPr>
+        <w:t xml:space="preserve">From a completed workspace, the user requests a resume PDF, resume DOCX, cover letter (either format), or a full report PDF. The request returns immediately with status "queued" — the actual rendering (Puppeteer for PDFs, the docx package for Word files) happens on the worker. The frontend polls GET .../documents/:docId until status flips to "ready", then calls the download endpoint for a short-lived signed S3 URL. If the user accepts new suggestions or regenerates their cover letter AFTER a document was built, that document silently flips to "stale" — the frontend should treat stale the same as "not ready yet" and prompt a fresh request rather than serving an out-of-date file.</w:t>
+      </w:r>
+    </w:p>
+    <w:p>
+      <w:pPr>
+        <w:pStyle w:val="Heading3"/>
+      </w:pPr>
+      <w:r>
+        <w:t>6.1.2. Get notified when something finishes</w:t>
+      </w:r>
+    </w:p>
+    <w:p>
+      <w:r>
+        <w:rPr>
+          <w:b w:val="0"/>
+          <w:i w:val="0"/>
+        </w:rPr>
+        <w:t xml:space="preserve">A bell icon shows an unread count. Analyses that complete (or fail/partial) while the user is away from the SSE progress screen still produce a notification — a domain event fires from StepRunner independently of the live progress stream, so closing the tab never means missing the result. Preferences are opt-OUT: a user can silence emails for specific notification types without losing the in-app entry.</w:t>
+      </w:r>
+    </w:p>
+    <w:p>
+      <w:pPr>
+        <w:pStyle w:val="Heading3"/>
+      </w:pPr>
+      <w:r>
+        <w:t>6.1.3. Upgrade to a paid plan</w:t>
+      </w:r>
+    </w:p>
+    <w:p>
+      <w:r>
+        <w:rPr>
+          <w:b w:val="0"/>
+          <w:i w:val="0"/>
+        </w:rPr>
+        <w:t xml:space="preserve">From a billing screen, choosing Pro or Ultimate calls the checkout endpoint and redirects the browser to Stripe's hosted Checkout page — card details never touch this API. On success, Stripe calls back via webhook (not via the redirect itself, which is not trustworthy for granting access) to activate the subscription and refill monthly credits. A failed card on renewal moves the subscription to "past_due" and emails the user, but doesn't immediately revoke access — Stripe's own retry schedule gets a real chance before anything downgrades.</w:t>
+      </w:r>
+    </w:p>
+    <w:p>
+      <w:pPr>
+        <w:pStyle w:val="Heading3"/>
+      </w:pPr>
+      <w:r>
+        <w:t>6.1.4. View the dashboard</w:t>
+      </w:r>
+    </w:p>
+    <w:p>
+      <w:r>
+        <w:rPr>
+          <w:b w:val="0"/>
+          <w:i w:val="0"/>
+        </w:rPr>
+        <w:t xml:space="preserve">One screen answers "where do I stand": credit balance, plan and its limits, resume/workspace counts against those limits, the most recent workspaces and their statuses, and the unread notification count — all in one request, cached for 30 seconds so a refresh storm does not turn into six times the database load per hit.</w:t>
+      </w:r>
+    </w:p>
+    <w:p>
+      <w:pPr>
+        <w:pStyle w:val="Heading3"/>
+      </w:pPr>
+      <w:r>
+        <w:t>6.1.5. (Admin only) Inspect a run, manage the dead-letter queue, activate a prompt</w:t>
+      </w:r>
+    </w:p>
+    <w:p>
+      <w:r>
+        <w:rPr>
+          <w:b w:val="0"/>
+          <w:i w:val="0"/>
+        </w:rPr>
+        <w:t xml:space="preserve">A small, separately-gated surface for operators: pull up any run's full step-by-step history for debugging, browse and retry jobs that permanently failed in any queue, see AI cost broken down by feature/day/user, and flip which prompt template version is live for a given key — all without a deploy. Every mutating action here is written to the audit log with actorType "admin".</w:t>
+      </w:r>
+    </w:p>
+    <w:p>
+      <w:pPr>
+        <w:pStyle w:val="Heading3"/>
+      </w:pPr>
+      <w:r>
+        <w:t>6.1.6. Request your data, or delete your account</w:t>
+      </w:r>
+    </w:p>
+    <w:p>
+      <w:r>
+        <w:rPr>
+          <w:b w:val="0"/>
+          <w:i w:val="0"/>
+        </w:rPr>
+        <w:t xml:space="preserve">A user can request a full data export (delivered as a download link once a background job finishes assembling it) or delete their account. Deletion is a soft delete — it's immediate for login purposes (every session is revoked on the spot) but the account is only hard-purged, along with every table that references it, 30 days later.</w:t>
+      </w:r>
+    </w:p>
+    <w:p>
+      <w:pPr>
+        <w:pStyle w:val="Heading2"/>
+      </w:pPr>
+      <w:r>
+        <w:t>6.2 — Backend architecture additions</w:t>
+      </w:r>
+    </w:p>
+    <w:p>
+      <w:pPr>
+        <w:pStyle w:val="Heading3"/>
+      </w:pPr>
+      <w:r>
+        <w:t>6.2.1 — Document generation (Sprint 9)</w:t>
+      </w:r>
+    </w:p>
+    <w:p>
+      <w:r>
+        <w:rPr>
+          <w:b w:val="0"/>
+          <w:i w:val="0"/>
+        </w:rPr>
+        <w:t xml:space="preserve">A new GeneratedDocument row tracks each requested file: its type, S3 key once rendered, the resume/cover-letter version it was built from (for staleness), and a status machine (queued → generating → ready | stale | failed). DOCX generation follows strict ATS-safe rules enforced in code, not just convention: no tables, text boxes, multi-column layout, headers/footers, or images — a single linear column of paragraphs, using Word's tab-stop feature (not table cells) for right-aligned dates, since ATS parsers frequently drop table content entirely. PDF rendering reuses ONE Puppeteer browser instance across jobs (launching Chromium costs 1-2 seconds — doing it per job would make generation feel broken) but recycles the whole browser every 50 pages, since Chromium's steady memory leak would otherwise eventually OOM-kill the worker. Handlebars templates share layout via a registered partial; a resume-shaped object built once from ResumeSection rows feeds the same PDF template a live preview would use, so what the user saw is exactly what they download.</w:t>
+      </w:r>
+    </w:p>
+    <w:p>
+      <w:pPr>
+        <w:pStyle w:val="Heading3"/>
+      </w:pPr>
+      <w:r>
+        <w:t>6.2.2 — In-app notifications &amp; pipeline events (Sprint 9)</w:t>
+      </w:r>
+    </w:p>
+    <w:p>
+      <w:r>
+        <w:rPr>
+          <w:b w:val="0"/>
+          <w:i w:val="0"/>
+        </w:rPr>
+        <w:t xml:space="preserve">StepRunner now emits genuine domain events (run.completed / run.failed) via EventEmitter2 — distinct from the pre-existing Redis pub/sub ProgressBus used for live SSE progress, which only reaches a client with an open connection. A PipelineNotificationListener reacts to these events and writes a Notification row (plus an email, unless the user opted out for that type), wrapped so a notification failure can never fail the pipeline job itself. Accepting suggestions, restoring a resume version, or regenerating a cover letter each mark any already-built document derived from the old version as stale, scoped by workspace (a resume can be attached to more than one workspace).</w:t>
+      </w:r>
+    </w:p>
+    <w:p>
+      <w:pPr>
+        <w:pStyle w:val="Heading3"/>
+      </w:pPr>
+      <w:r>
+        <w:t>6.2.3 — Payments (Sprint 10)</w:t>
+      </w:r>
+    </w:p>
+    <w:p>
+      <w:r>
+        <w:rPr>
+          <w:b w:val="0"/>
+          <w:i w:val="0"/>
+        </w:rPr>
+        <w:t xml:space="preserve">Plan, Subscription, and WebhookEvent are new tables; the existing credit ledger (Sprint 5's append-only design) was extended with a referenceType column and new reasons (monthly_refill, purchase, admin_adjust) rather than replaced with a second, competing ledger. Stripe webhook signature verification needs the exact raw request bytes, which Nest's default JSON body parser destroys before a handler ever sees them — main.ts now boots with bodyParser:false and manually wires raw-body parsing for the one webhook path, JSON for everything else. Idempotency is handled by inserting the event's id first and catching a Postgres unique-constraint violation (23505) as "already processed", rather than an exists-then-insert check that would race under concurrent delivery. A subscription's own lastEventAt timestamp guards against Stripe's at-least-once, any-order webhook delivery: an event older than the last one applied is a no-op, not a regression. A daily cron independently re-derives every active subscription's status directly from Stripe's API, as a safety net for the rare webhook that never arrives.</w:t>
+      </w:r>
+    </w:p>
+    <w:p>
+      <w:pPr>
+        <w:pStyle w:val="Heading3"/>
+      </w:pPr>
+      <w:r>
+        <w:t>6.2.4 — Real plan limits (Sprint 10)</w:t>
+      </w:r>
+    </w:p>
+    <w:p>
+      <w:r>
+        <w:rPr>
+          <w:b w:val="0"/>
+          <w:i w:val="0"/>
+        </w:rPr>
+        <w:t xml:space="preserve">The Sprint 2 PlanLimitService stub — hardcoded plan limits with a planFor() that always returned "free" and a comment reading "later sprint: read the user's actual subscription" — is now exactly that: it reads the user's Subscription row (a canceled subscription falls back to the free plan's limits, a past_due one still counts as its paid plan during Stripe's grace period) and looks limits up from the Plan table. The public method signatures are unchanged, so every existing caller kept working untouched; a previously-missing workspace-creation limit check was added at the same time, since the stub's own maxWorkspaces field had never actually been enforced.</w:t>
+      </w:r>
+    </w:p>
+    <w:p>
+      <w:pPr>
+        <w:pStyle w:val="Heading3"/>
+      </w:pPr>
+      <w:r>
+        <w:t>6.2.5 — Dashboard (Sprint 11)</w:t>
+      </w:r>
+    </w:p>
+    <w:p>
+      <w:r>
+        <w:rPr>
+          <w:b w:val="0"/>
+          <w:i w:val="0"/>
+        </w:rPr>
+        <w:t xml:space="preserve">DashboardService fetches credit balance, plan/subscription, resume and workspace counts, the five most recently updated workspaces, and unread notification count in a single Promise.all — none of the six depends on another's result — then caches the assembled result in Redis for 30 seconds per user.</w:t>
+      </w:r>
+    </w:p>
+    <w:p>
+      <w:pPr>
+        <w:pStyle w:val="Heading3"/>
+      </w:pPr>
+      <w:r>
+        <w:t>6.2.6 — Admin (Sprint 11)</w:t>
+      </w:r>
+    </w:p>
+    <w:p>
+      <w:r>
+        <w:rPr>
+          <w:b w:val="0"/>
+          <w:i w:val="0"/>
+        </w:rPr>
+        <w:t xml:space="preserve">AdminGuard is a deliberate double gate: role === "admin" is not sufficient on its own — the user's email must ALSO appear in an env-controlled ADMIN_ALLOWED_EMAILS allowlist. A bug in role assignment, or a compromised admin account, cannot alone unlock the panel; an attacker needs both. Behind that gate: a run inspector (the run row plus every PipelineStep, including each step's outputRef — added in Sprint 7 specifically to let an inspector jump from a step to what it produced), dead-letter-queue browsing/retry across all four BullMQ queues, an AI cost breakdown by feature/day/top-spending-user straight from token_usage, and prompt-version activation reusing PromptsService's existing transactional deactivate-then-activate method unchanged.</w:t>
+      </w:r>
+    </w:p>
+    <w:p>
+      <w:pPr>
+        <w:pStyle w:val="Heading3"/>
+      </w:pPr>
+      <w:r>
+        <w:t>6.2.7 — Audit log (Sprint 11)</w:t>
+      </w:r>
+    </w:p>
+    <w:p>
+      <w:r>
+        <w:rPr>
+          <w:b w:val="0"/>
+          <w:i w:val="0"/>
+        </w:rPr>
+        <w:t xml:space="preserve">AuditLog gained a resourceId column (it previously had no way to say which row an action was about). The ad-hoc write pattern AuthListener already used inline is now a shared AuditService with a log() that never throws — an audit failure must never break the caller's real action — and a filterable, cursor-paginated list() backing the admin audit viewer the module's own original comment anticipated ("the seam for a future admin-facing view audit log endpoint").</w:t>
+      </w:r>
+    </w:p>
+    <w:p>
+      <w:pPr>
+        <w:pStyle w:val="Heading3"/>
+      </w:pPr>
+      <w:r>
+        <w:t>6.2.8 — GDPR (Sprint 11)</w:t>
+      </w:r>
+    </w:p>
+    <w:p>
+      <w:r>
+        <w:rPr>
+          <w:b w:val="0"/>
+          <w:i w:val="0"/>
+        </w:rPr>
+        <w:t xml:space="preserve">Data export is queued, not synchronous: a worker process collects the user's profile, resumes, workspaces, ATS reports, cover letters, credit ledger and more into one JSON file, uploads it to S3, and notifies the user with a signed link once it exists. The daily hard-purge job runs 30 days after UsersService.softDelete() and does real, careful cleanup rather than a bare DELETE FROM users: every Sprint 5+ table (ats_reports, pipeline_runs/pipeline_steps, ai_suggestions, cover_letters, and more) stores plain uuid columns with no real foreign key — an established, deliberate app-level-ownership design — so each is deleted explicitly, scoped by the user's workspace ids, before the User row itself. One extra orphan-risk table was found and handled during this work: resume_versions has no real foreign key to resumes either (unlike resume_sections, which does cascade correctly), so it is deleted by resumeId before the purge proceeds. Any active Stripe subscription is canceled and every S3 object under the user's prefix is removed; a Stripe API failure during cancellation is logged and swallowed rather than blocking the purge, since the local database rows are the actual source of truth for compliance, not a third party's availability.</w:t>
+      </w:r>
+    </w:p>
+    <w:p>
+      <w:pPr>
+        <w:pStyle w:val="Heading2"/>
+      </w:pPr>
+      <w:r>
+        <w:t>6.3 — Full API reference additions (22 new endpoints)</w:t>
+      </w:r>
+    </w:p>
+    <w:p>
+      <w:pPr>
+        <w:pStyle w:val="Heading3"/>
+      </w:pPr>
+      <w:r>
+        <w:t>6.3.1 Documents (4 endpoints)</w:t>
+      </w:r>
+    </w:p>
+    <w:tbl>
+      <w:tblPr>
+        <w:tblStyle w:val="LightGrid-Accent1"/>
+        <w:tblW w:type="auto" w:w="0"/>
+        <w:tblLook w:firstColumn="1" w:firstRow="1" w:lastColumn="0" w:lastRow="0" w:noHBand="0" w:noVBand="1" w:val="04A0"/>
+      </w:tblPr>
+      <w:tblGrid>
+        <w:gridCol w:w="2160"/>
+        <w:gridCol w:w="2160"/>
+        <w:gridCol w:w="2160"/>
+        <w:gridCol w:w="2160"/>
+      </w:tblGrid>
+      <w:tr>
+        <w:tc>
+          <w:tcPr>
+            <w:tcW w:type="dxa" w:w="2160"/>
+          </w:tcPr>
+          <w:p>
+            <w:r>
+              <w:rPr>
+                <w:b/>
+              </w:rPr>
+              <w:t xml:space="preserve">Method</w:t>
+            </w:r>
+          </w:p>
+        </w:tc>
+        <w:tc>
+          <w:tcPr>
+            <w:tcW w:type="dxa" w:w="2160"/>
+          </w:tcPr>
+          <w:p>
+            <w:r>
+              <w:rPr>
+                <w:b/>
+              </w:rPr>
+              <w:t xml:space="preserve">Path</w:t>
+            </w:r>
+          </w:p>
+        </w:tc>
+        <w:tc>
+          <w:tcPr>
+            <w:tcW w:type="dxa" w:w="2160"/>
+          </w:tcPr>
+          <w:p>
+            <w:r>
+              <w:rPr>
+                <w:b/>
+              </w:rPr>
+              <w:t xml:space="preserve">Auth</w:t>
+            </w:r>
+          </w:p>
+        </w:tc>
+        <w:tc>
+          <w:tcPr>
+            <w:tcW w:type="dxa" w:w="2160"/>
+          </w:tcPr>
+          <w:p>
+            <w:r>
+              <w:rPr>
+                <w:b/>
+              </w:rPr>
+              <w:t xml:space="preserve">Purpose</w:t>
+            </w:r>
+          </w:p>
+        </w:tc>
+      </w:tr>
+      <w:tr>
+        <w:tc>
+          <w:tcPr>
+            <w:tcW w:type="dxa" w:w="2160"/>
+          </w:tcPr>
+          <w:p>
+            <w:r>
+              <w:t xml:space="preserve">POST</w:t>
+            </w:r>
+          </w:p>
+        </w:tc>
+        <w:tc>
+          <w:tcPr>
+            <w:tcW w:type="dxa" w:w="2160"/>
+          </w:tcPr>
+          <w:p>
+            <w:r>
+              <w:t xml:space="preserve">/workspaces/:id/documents</w:t>
+            </w:r>
+          </w:p>
+        </w:tc>
+        <w:tc>
+          <w:tcPr>
+            <w:tcW w:type="dxa" w:w="2160"/>
+          </w:tcPr>
+          <w:p>
+            <w:r>
+              <w:t xml:space="preserve">Bearer</w:t>
+            </w:r>
+          </w:p>
+        </w:tc>
+        <w:tc>
+          <w:tcPr>
+            <w:tcW w:type="dxa" w:w="2160"/>
+          </w:tcPr>
+          <w:p>
+            <w:r>
+              <w:t xml:space="preserve">Queue generation of a resume/cover-letter/report document.</w:t>
+            </w:r>
+          </w:p>
+        </w:tc>
+      </w:tr>
+      <w:tr>
+        <w:tc>
+          <w:tcPr>
+            <w:tcW w:type="dxa" w:w="2160"/>
+          </w:tcPr>
+          <w:p>
+            <w:r>
+              <w:t xml:space="preserve">GET</w:t>
+            </w:r>
+          </w:p>
+        </w:tc>
+        <w:tc>
+          <w:tcPr>
+            <w:tcW w:type="dxa" w:w="2160"/>
+          </w:tcPr>
+          <w:p>
+            <w:r>
+              <w:t xml:space="preserve">/workspaces/:id/documents</w:t>
+            </w:r>
+          </w:p>
+        </w:tc>
+        <w:tc>
+          <w:tcPr>
+            <w:tcW w:type="dxa" w:w="2160"/>
+          </w:tcPr>
+          <w:p>
+            <w:r>
+              <w:t xml:space="preserve">Bearer</w:t>
+            </w:r>
+          </w:p>
+        </w:tc>
+        <w:tc>
+          <w:tcPr>
+            <w:tcW w:type="dxa" w:w="2160"/>
+          </w:tcPr>
+          <w:p>
+            <w:r>
+              <w:t xml:space="preserve">List every document ever generated for this workspace.</w:t>
+            </w:r>
+          </w:p>
+        </w:tc>
+      </w:tr>
+      <w:tr>
+        <w:tc>
+          <w:tcPr>
+            <w:tcW w:type="dxa" w:w="2160"/>
+          </w:tcPr>
+          <w:p>
+            <w:r>
+              <w:t xml:space="preserve">GET</w:t>
+            </w:r>
+          </w:p>
+        </w:tc>
+        <w:tc>
+          <w:tcPr>
+            <w:tcW w:type="dxa" w:w="2160"/>
+          </w:tcPr>
+          <w:p>
+            <w:r>
+              <w:t xml:space="preserve">/workspaces/:id/documents/:docId</w:t>
+            </w:r>
+          </w:p>
+        </w:tc>
+        <w:tc>
+          <w:tcPr>
+            <w:tcW w:type="dxa" w:w="2160"/>
+          </w:tcPr>
+          <w:p>
+            <w:r>
+              <w:t xml:space="preserve">Bearer</w:t>
+            </w:r>
+          </w:p>
+        </w:tc>
+        <w:tc>
+          <w:tcPr>
+            <w:tcW w:type="dxa" w:w="2160"/>
+          </w:tcPr>
+          <w:p>
+            <w:r>
+              <w:t xml:space="preserve">Poll a document's generation status.</w:t>
+            </w:r>
+          </w:p>
+        </w:tc>
+      </w:tr>
+      <w:tr>
+        <w:tc>
+          <w:tcPr>
+            <w:tcW w:type="dxa" w:w="2160"/>
+          </w:tcPr>
+          <w:p>
+            <w:r>
+              <w:t xml:space="preserve">GET</w:t>
+            </w:r>
+          </w:p>
+        </w:tc>
+        <w:tc>
+          <w:tcPr>
+            <w:tcW w:type="dxa" w:w="2160"/>
+          </w:tcPr>
+          <w:p>
+            <w:r>
+              <w:t xml:space="preserve">/workspaces/:id/documents/:docId/download</w:t>
+            </w:r>
+          </w:p>
+        </w:tc>
+        <w:tc>
+          <w:tcPr>
+            <w:tcW w:type="dxa" w:w="2160"/>
+          </w:tcPr>
+          <w:p>
+            <w:r>
+              <w:t xml:space="preserve">Bearer</w:t>
+            </w:r>
+          </w:p>
+        </w:tc>
+        <w:tc>
+          <w:tcPr>
+            <w:tcW w:type="dxa" w:w="2160"/>
+          </w:tcPr>
+          <w:p>
+            <w:r>
+              <w:t xml:space="preserve">Get a short-lived signed S3 download URL.</w:t>
+            </w:r>
+          </w:p>
+        </w:tc>
+      </w:tr>
+    </w:tbl>
+    <w:p>
+      <w:pPr>
+        <w:pStyle w:val="Heading3"/>
+      </w:pPr>
+      <w:r>
+        <w:t>6.3.2 Notifications (6 endpoints)</w:t>
+      </w:r>
+    </w:p>
+    <w:tbl>
+      <w:tblPr>
+        <w:tblStyle w:val="LightGrid-Accent1"/>
+        <w:tblW w:type="auto" w:w="0"/>
+        <w:tblLook w:firstColumn="1" w:firstRow="1" w:lastColumn="0" w:lastRow="0" w:noHBand="0" w:noVBand="1" w:val="04A0"/>
+      </w:tblPr>
+      <w:tblGrid>
+        <w:gridCol w:w="2160"/>
+        <w:gridCol w:w="2160"/>
+        <w:gridCol w:w="2160"/>
+        <w:gridCol w:w="2160"/>
+      </w:tblGrid>
+      <w:tr>
+        <w:tc>
+          <w:tcPr>
+            <w:tcW w:type="dxa" w:w="2160"/>
+          </w:tcPr>
+          <w:p>
+            <w:r>
+              <w:rPr>
+                <w:b/>
+              </w:rPr>
+              <w:t xml:space="preserve">Method</w:t>
+            </w:r>
+          </w:p>
+        </w:tc>
+        <w:tc>
+          <w:tcPr>
+            <w:tcW w:type="dxa" w:w="2160"/>
+          </w:tcPr>
+          <w:p>
+            <w:r>
+              <w:rPr>
+                <w:b/>
+              </w:rPr>
+              <w:t xml:space="preserve">Path</w:t>
+            </w:r>
+          </w:p>
+        </w:tc>
+        <w:tc>
+          <w:tcPr>
+            <w:tcW w:type="dxa" w:w="2160"/>
+          </w:tcPr>
+          <w:p>
+            <w:r>
+              <w:rPr>
+                <w:b/>
+              </w:rPr>
+              <w:t xml:space="preserve">Auth</w:t>
+            </w:r>
+          </w:p>
+        </w:tc>
+        <w:tc>
+          <w:tcPr>
+            <w:tcW w:type="dxa" w:w="2160"/>
+          </w:tcPr>
+          <w:p>
+            <w:r>
+              <w:rPr>
+                <w:b/>
+              </w:rPr>
+              <w:t xml:space="preserve">Purpose</w:t>
+            </w:r>
+          </w:p>
+        </w:tc>
+      </w:tr>
+      <w:tr>
+        <w:tc>
+          <w:tcPr>
+            <w:tcW w:type="dxa" w:w="2160"/>
+          </w:tcPr>
+          <w:p>
+            <w:r>
+              <w:t xml:space="preserve">GET</w:t>
+            </w:r>
+          </w:p>
+        </w:tc>
+        <w:tc>
+          <w:tcPr>
+            <w:tcW w:type="dxa" w:w="2160"/>
+          </w:tcPr>
+          <w:p>
+            <w:r>
+              <w:t xml:space="preserve">/notifications</w:t>
+            </w:r>
+          </w:p>
+        </w:tc>
+        <w:tc>
+          <w:tcPr>
+            <w:tcW w:type="dxa" w:w="2160"/>
+          </w:tcPr>
+          <w:p>
+            <w:r>
+              <w:t xml:space="preserve">Bearer</w:t>
+            </w:r>
+          </w:p>
+        </w:tc>
+        <w:tc>
+          <w:tcPr>
+            <w:tcW w:type="dxa" w:w="2160"/>
+          </w:tcPr>
+          <w:p>
+            <w:r>
+              <w:t xml:space="preserve">Cursor-paginated list, newest first.</w:t>
+            </w:r>
+          </w:p>
+        </w:tc>
+      </w:tr>
+      <w:tr>
+        <w:tc>
+          <w:tcPr>
+            <w:tcW w:type="dxa" w:w="2160"/>
+          </w:tcPr>
+          <w:p>
+            <w:r>
+              <w:t xml:space="preserve">GET</w:t>
+            </w:r>
+          </w:p>
+        </w:tc>
+        <w:tc>
+          <w:tcPr>
+            <w:tcW w:type="dxa" w:w="2160"/>
+          </w:tcPr>
+          <w:p>
+            <w:r>
+              <w:t xml:space="preserve">/notifications/unread-count</w:t>
+            </w:r>
+          </w:p>
+        </w:tc>
+        <w:tc>
+          <w:tcPr>
+            <w:tcW w:type="dxa" w:w="2160"/>
+          </w:tcPr>
+          <w:p>
+            <w:r>
+              <w:t xml:space="preserve">Bearer</w:t>
+            </w:r>
+          </w:p>
+        </w:tc>
+        <w:tc>
+          <w:tcPr>
+            <w:tcW w:type="dxa" w:w="2160"/>
+          </w:tcPr>
+          <w:p>
+            <w:r>
+              <w:t xml:space="preserve">Badge count for the bell icon.</w:t>
+            </w:r>
+          </w:p>
+        </w:tc>
+      </w:tr>
+      <w:tr>
+        <w:tc>
+          <w:tcPr>
+            <w:tcW w:type="dxa" w:w="2160"/>
+          </w:tcPr>
+          <w:p>
+            <w:r>
+              <w:t xml:space="preserve">PATCH</w:t>
+            </w:r>
+          </w:p>
+        </w:tc>
+        <w:tc>
+          <w:tcPr>
+            <w:tcW w:type="dxa" w:w="2160"/>
+          </w:tcPr>
+          <w:p>
+            <w:r>
+              <w:t xml:space="preserve">/notifications/:id/read</w:t>
+            </w:r>
+          </w:p>
+        </w:tc>
+        <w:tc>
+          <w:tcPr>
+            <w:tcW w:type="dxa" w:w="2160"/>
+          </w:tcPr>
+          <w:p>
+            <w:r>
+              <w:t xml:space="preserve">Bearer</w:t>
+            </w:r>
+          </w:p>
+        </w:tc>
+        <w:tc>
+          <w:tcPr>
+            <w:tcW w:type="dxa" w:w="2160"/>
+          </w:tcPr>
+          <w:p>
+            <w:r>
+              <w:t xml:space="preserve">Mark one notification read.</w:t>
+            </w:r>
+          </w:p>
+        </w:tc>
+      </w:tr>
+      <w:tr>
+        <w:tc>
+          <w:tcPr>
+            <w:tcW w:type="dxa" w:w="2160"/>
+          </w:tcPr>
+          <w:p>
+            <w:r>
+              <w:t xml:space="preserve">PATCH</w:t>
+            </w:r>
+          </w:p>
+        </w:tc>
+        <w:tc>
+          <w:tcPr>
+            <w:tcW w:type="dxa" w:w="2160"/>
+          </w:tcPr>
+          <w:p>
+            <w:r>
+              <w:t xml:space="preserve">/notifications/read-all</w:t>
+            </w:r>
+          </w:p>
+        </w:tc>
+        <w:tc>
+          <w:tcPr>
+            <w:tcW w:type="dxa" w:w="2160"/>
+          </w:tcPr>
+          <w:p>
+            <w:r>
+              <w:t xml:space="preserve">Bearer</w:t>
+            </w:r>
+          </w:p>
+        </w:tc>
+        <w:tc>
+          <w:tcPr>
+            <w:tcW w:type="dxa" w:w="2160"/>
+          </w:tcPr>
+          <w:p>
+            <w:r>
+              <w:t xml:space="preserve">Mark every notification read.</w:t>
+            </w:r>
+          </w:p>
+        </w:tc>
+      </w:tr>
+      <w:tr>
+        <w:tc>
+          <w:tcPr>
+            <w:tcW w:type="dxa" w:w="2160"/>
+          </w:tcPr>
+          <w:p>
+            <w:r>
+              <w:t xml:space="preserve">GET</w:t>
+            </w:r>
+          </w:p>
+        </w:tc>
+        <w:tc>
+          <w:tcPr>
+            <w:tcW w:type="dxa" w:w="2160"/>
+          </w:tcPr>
+          <w:p>
+            <w:r>
+              <w:t xml:space="preserve">/notifications/preferences</w:t>
+            </w:r>
+          </w:p>
+        </w:tc>
+        <w:tc>
+          <w:tcPr>
+            <w:tcW w:type="dxa" w:w="2160"/>
+          </w:tcPr>
+          <w:p>
+            <w:r>
+              <w:t xml:space="preserve">Bearer</w:t>
+            </w:r>
+          </w:p>
+        </w:tc>
+        <w:tc>
+          <w:tcPr>
+            <w:tcW w:type="dxa" w:w="2160"/>
+          </w:tcPr>
+          <w:p>
+            <w:r>
+              <w:t xml:space="preserve">Which notification types have email disabled.</w:t>
+            </w:r>
+          </w:p>
+        </w:tc>
+      </w:tr>
+      <w:tr>
+        <w:tc>
+          <w:tcPr>
+            <w:tcW w:type="dxa" w:w="2160"/>
+          </w:tcPr>
+          <w:p>
+            <w:r>
+              <w:t xml:space="preserve">PUT</w:t>
+            </w:r>
+          </w:p>
+        </w:tc>
+        <w:tc>
+          <w:tcPr>
+            <w:tcW w:type="dxa" w:w="2160"/>
+          </w:tcPr>
+          <w:p>
+            <w:r>
+              <w:t xml:space="preserve">/notifications/preferences</w:t>
+            </w:r>
+          </w:p>
+        </w:tc>
+        <w:tc>
+          <w:tcPr>
+            <w:tcW w:type="dxa" w:w="2160"/>
+          </w:tcPr>
+          <w:p>
+            <w:r>
+              <w:t xml:space="preserve">Bearer</w:t>
+            </w:r>
+          </w:p>
+        </w:tc>
+        <w:tc>
+          <w:tcPr>
+            <w:tcW w:type="dxa" w:w="2160"/>
+          </w:tcPr>
+          <w:p>
+            <w:r>
+              <w:t xml:space="preserve">Replace the email-disabled list.</w:t>
+            </w:r>
+          </w:p>
+        </w:tc>
+      </w:tr>
+    </w:tbl>
+    <w:p>
+      <w:pPr>
+        <w:pStyle w:val="Heading3"/>
+      </w:pPr>
+      <w:r>
+        <w:t>6.3.3 Payments (3 endpoints)</w:t>
+      </w:r>
+    </w:p>
+    <w:tbl>
+      <w:tblPr>
+        <w:tblStyle w:val="LightGrid-Accent1"/>
+        <w:tblW w:type="auto" w:w="0"/>
+        <w:tblLook w:firstColumn="1" w:firstRow="1" w:lastColumn="0" w:lastRow="0" w:noHBand="0" w:noVBand="1" w:val="04A0"/>
+      </w:tblPr>
+      <w:tblGrid>
+        <w:gridCol w:w="2160"/>
+        <w:gridCol w:w="2160"/>
+        <w:gridCol w:w="2160"/>
+        <w:gridCol w:w="2160"/>
+      </w:tblGrid>
+      <w:tr>
+        <w:tc>
+          <w:tcPr>
+            <w:tcW w:type="dxa" w:w="2160"/>
+          </w:tcPr>
+          <w:p>
+            <w:r>
+              <w:rPr>
+                <w:b/>
+              </w:rPr>
+              <w:t xml:space="preserve">Method</w:t>
+            </w:r>
+          </w:p>
+        </w:tc>
+        <w:tc>
+          <w:tcPr>
+            <w:tcW w:type="dxa" w:w="2160"/>
+          </w:tcPr>
+          <w:p>
+            <w:r>
+              <w:rPr>
+                <w:b/>
+              </w:rPr>
+              <w:t xml:space="preserve">Path</w:t>
+            </w:r>
+          </w:p>
+        </w:tc>
+        <w:tc>
+          <w:tcPr>
+            <w:tcW w:type="dxa" w:w="2160"/>
+          </w:tcPr>
+          <w:p>
+            <w:r>
+              <w:rPr>
+                <w:b/>
+              </w:rPr>
+              <w:t xml:space="preserve">Auth</w:t>
+            </w:r>
+          </w:p>
+        </w:tc>
+        <w:tc>
+          <w:tcPr>
+            <w:tcW w:type="dxa" w:w="2160"/>
+          </w:tcPr>
+          <w:p>
+            <w:r>
+              <w:rPr>
+                <w:b/>
+              </w:rPr>
+              <w:t xml:space="preserve">Purpose</w:t>
+            </w:r>
+          </w:p>
+        </w:tc>
+      </w:tr>
+      <w:tr>
+        <w:tc>
+          <w:tcPr>
+            <w:tcW w:type="dxa" w:w="2160"/>
+          </w:tcPr>
+          <w:p>
+            <w:r>
+              <w:t xml:space="preserve">POST</w:t>
+            </w:r>
+          </w:p>
+        </w:tc>
+        <w:tc>
+          <w:tcPr>
+            <w:tcW w:type="dxa" w:w="2160"/>
+          </w:tcPr>
+          <w:p>
+            <w:r>
+              <w:t xml:space="preserve">/payments/checkout</w:t>
+            </w:r>
+          </w:p>
+        </w:tc>
+        <w:tc>
+          <w:tcPr>
+            <w:tcW w:type="dxa" w:w="2160"/>
+          </w:tcPr>
+          <w:p>
+            <w:r>
+              <w:t xml:space="preserve">Bearer</w:t>
+            </w:r>
+          </w:p>
+        </w:tc>
+        <w:tc>
+          <w:tcPr>
+            <w:tcW w:type="dxa" w:w="2160"/>
+          </w:tcPr>
+          <w:p>
+            <w:r>
+              <w:t xml:space="preserve">Create a Stripe Checkout session for Pro/Ultimate.</w:t>
+            </w:r>
+          </w:p>
+        </w:tc>
+      </w:tr>
+      <w:tr>
+        <w:tc>
+          <w:tcPr>
+            <w:tcW w:type="dxa" w:w="2160"/>
+          </w:tcPr>
+          <w:p>
+            <w:r>
+              <w:t xml:space="preserve">GET</w:t>
+            </w:r>
+          </w:p>
+        </w:tc>
+        <w:tc>
+          <w:tcPr>
+            <w:tcW w:type="dxa" w:w="2160"/>
+          </w:tcPr>
+          <w:p>
+            <w:r>
+              <w:t xml:space="preserve">/payments/subscription</w:t>
+            </w:r>
+          </w:p>
+        </w:tc>
+        <w:tc>
+          <w:tcPr>
+            <w:tcW w:type="dxa" w:w="2160"/>
+          </w:tcPr>
+          <w:p>
+            <w:r>
+              <w:t xml:space="preserve">Bearer</w:t>
+            </w:r>
+          </w:p>
+        </w:tc>
+        <w:tc>
+          <w:tcPr>
+            <w:tcW w:type="dxa" w:w="2160"/>
+          </w:tcPr>
+          <w:p>
+            <w:r>
+              <w:t xml:space="preserve">Current plan and subscription status (free plan if none exists).</w:t>
+            </w:r>
+          </w:p>
+        </w:tc>
+      </w:tr>
+      <w:tr>
+        <w:tc>
+          <w:tcPr>
+            <w:tcW w:type="dxa" w:w="2160"/>
+          </w:tcPr>
+          <w:p>
+            <w:r>
+              <w:t xml:space="preserve">POST</w:t>
+            </w:r>
+          </w:p>
+        </w:tc>
+        <w:tc>
+          <w:tcPr>
+            <w:tcW w:type="dxa" w:w="2160"/>
+          </w:tcPr>
+          <w:p>
+            <w:r>
+              <w:t xml:space="preserve">/payments/webhook</w:t>
+            </w:r>
+          </w:p>
+        </w:tc>
+        <w:tc>
+          <w:tcPr>
+            <w:tcW w:type="dxa" w:w="2160"/>
+          </w:tcPr>
+          <w:p>
+            <w:r>
+              <w:t xml:space="preserve">Public (Stripe-signed)</w:t>
+            </w:r>
+          </w:p>
+        </w:tc>
+        <w:tc>
+          <w:tcPr>
+            <w:tcW w:type="dxa" w:w="2160"/>
+          </w:tcPr>
+          <w:p>
+            <w:r>
+              <w:t xml:space="preserve">Stripe webhook receiver — idempotent, out-of-order-safe.</w:t>
+            </w:r>
+          </w:p>
+        </w:tc>
+      </w:tr>
+    </w:tbl>
+    <w:p>
+      <w:pPr>
+        <w:pStyle w:val="Heading3"/>
+      </w:pPr>
+      <w:r>
+        <w:t>6.3.4 Dashboard (1 endpoint)</w:t>
+      </w:r>
+    </w:p>
+    <w:tbl>
+      <w:tblPr>
+        <w:tblStyle w:val="LightGrid-Accent1"/>
+        <w:tblW w:type="auto" w:w="0"/>
+        <w:tblLook w:firstColumn="1" w:firstRow="1" w:lastColumn="0" w:lastRow="0" w:noHBand="0" w:noVBand="1" w:val="04A0"/>
+      </w:tblPr>
+      <w:tblGrid>
+        <w:gridCol w:w="2160"/>
+        <w:gridCol w:w="2160"/>
+        <w:gridCol w:w="2160"/>
+        <w:gridCol w:w="2160"/>
+      </w:tblGrid>
+      <w:tr>
+        <w:tc>
+          <w:tcPr>
+            <w:tcW w:type="dxa" w:w="2160"/>
+          </w:tcPr>
+          <w:p>
+            <w:r>
+              <w:rPr>
+                <w:b/>
+              </w:rPr>
+              <w:t xml:space="preserve">Method</w:t>
+            </w:r>
+          </w:p>
+        </w:tc>
+        <w:tc>
+          <w:tcPr>
+            <w:tcW w:type="dxa" w:w="2160"/>
+          </w:tcPr>
+          <w:p>
+            <w:r>
+              <w:rPr>
+                <w:b/>
+              </w:rPr>
+              <w:t xml:space="preserve">Path</w:t>
+            </w:r>
+          </w:p>
+        </w:tc>
+        <w:tc>
+          <w:tcPr>
+            <w:tcW w:type="dxa" w:w="2160"/>
+          </w:tcPr>
+          <w:p>
+            <w:r>
+              <w:rPr>
+                <w:b/>
+              </w:rPr>
+              <w:t xml:space="preserve">Auth</w:t>
+            </w:r>
+          </w:p>
+        </w:tc>
+        <w:tc>
+          <w:tcPr>
+            <w:tcW w:type="dxa" w:w="2160"/>
+          </w:tcPr>
+          <w:p>
+            <w:r>
+              <w:rPr>
+                <w:b/>
+              </w:rPr>
+              <w:t xml:space="preserve">Purpose</w:t>
+            </w:r>
+          </w:p>
+        </w:tc>
+      </w:tr>
+      <w:tr>
+        <w:tc>
+          <w:tcPr>
+            <w:tcW w:type="dxa" w:w="2160"/>
+          </w:tcPr>
+          <w:p>
+            <w:r>
+              <w:t xml:space="preserve">GET</w:t>
+            </w:r>
+          </w:p>
+        </w:tc>
+        <w:tc>
+          <w:tcPr>
+            <w:tcW w:type="dxa" w:w="2160"/>
+          </w:tcPr>
+          <w:p>
+            <w:r>
+              <w:t xml:space="preserve">/dashboard</w:t>
+            </w:r>
+          </w:p>
+        </w:tc>
+        <w:tc>
+          <w:tcPr>
+            <w:tcW w:type="dxa" w:w="2160"/>
+          </w:tcPr>
+          <w:p>
+            <w:r>
+              <w:t xml:space="preserve">Bearer</w:t>
+            </w:r>
+          </w:p>
+        </w:tc>
+        <w:tc>
+          <w:tcPr>
+            <w:tcW w:type="dxa" w:w="2160"/>
+          </w:tcPr>
+          <w:p>
+            <w:r>
+              <w:t xml:space="preserve">Batched, 30s-cached account overview.</w:t>
+            </w:r>
+          </w:p>
+        </w:tc>
+      </w:tr>
+    </w:tbl>
+    <w:p>
+      <w:pPr>
+        <w:pStyle w:val="Heading3"/>
+      </w:pPr>
+      <w:r>
+        <w:t>6.3.5 Admin (7 endpoints)</w:t>
+      </w:r>
+    </w:p>
+    <w:tbl>
+      <w:tblPr>
+        <w:tblStyle w:val="LightGrid-Accent1"/>
+        <w:tblW w:type="auto" w:w="0"/>
+        <w:tblLook w:firstColumn="1" w:firstRow="1" w:lastColumn="0" w:lastRow="0" w:noHBand="0" w:noVBand="1" w:val="04A0"/>
+      </w:tblPr>
+      <w:tblGrid>
+        <w:gridCol w:w="2160"/>
+        <w:gridCol w:w="2160"/>
+        <w:gridCol w:w="2160"/>
+        <w:gridCol w:w="2160"/>
+      </w:tblGrid>
+      <w:tr>
+        <w:tc>
+          <w:tcPr>
+            <w:tcW w:type="dxa" w:w="2160"/>
+          </w:tcPr>
+          <w:p>
+            <w:r>
+              <w:rPr>
+                <w:b/>
+              </w:rPr>
+              <w:t xml:space="preserve">Method</w:t>
+            </w:r>
+          </w:p>
+        </w:tc>
+        <w:tc>
+          <w:tcPr>
+            <w:tcW w:type="dxa" w:w="2160"/>
+          </w:tcPr>
+          <w:p>
+            <w:r>
+              <w:rPr>
+                <w:b/>
+              </w:rPr>
+              <w:t xml:space="preserve">Path</w:t>
+            </w:r>
+          </w:p>
+        </w:tc>
+        <w:tc>
+          <w:tcPr>
+            <w:tcW w:type="dxa" w:w="2160"/>
+          </w:tcPr>
+          <w:p>
+            <w:r>
+              <w:rPr>
+                <w:b/>
+              </w:rPr>
+              <w:t xml:space="preserve">Auth</w:t>
+            </w:r>
+          </w:p>
+        </w:tc>
+        <w:tc>
+          <w:tcPr>
+            <w:tcW w:type="dxa" w:w="2160"/>
+          </w:tcPr>
+          <w:p>
+            <w:r>
+              <w:rPr>
+                <w:b/>
+              </w:rPr>
+              <w:t xml:space="preserve">Purpose</w:t>
+            </w:r>
+          </w:p>
+        </w:tc>
+      </w:tr>
+      <w:tr>
+        <w:tc>
+          <w:tcPr>
+            <w:tcW w:type="dxa" w:w="2160"/>
+          </w:tcPr>
+          <w:p>
+            <w:r>
+              <w:t xml:space="preserve">GET</w:t>
+            </w:r>
+          </w:p>
+        </w:tc>
+        <w:tc>
+          <w:tcPr>
+            <w:tcW w:type="dxa" w:w="2160"/>
+          </w:tcPr>
+          <w:p>
+            <w:r>
+              <w:t xml:space="preserve">/admin/runs/:id</w:t>
+            </w:r>
+          </w:p>
+        </w:tc>
+        <w:tc>
+          <w:tcPr>
+            <w:tcW w:type="dxa" w:w="2160"/>
+          </w:tcPr>
+          <w:p>
+            <w:r>
+              <w:t xml:space="preserve">Admin</w:t>
+            </w:r>
+          </w:p>
+        </w:tc>
+        <w:tc>
+          <w:tcPr>
+            <w:tcW w:type="dxa" w:w="2160"/>
+          </w:tcPr>
+          <w:p>
+            <w:r>
+              <w:t xml:space="preserve">Full run + every step row, for debugging.</w:t>
+            </w:r>
+          </w:p>
+        </w:tc>
+      </w:tr>
+      <w:tr>
+        <w:tc>
+          <w:tcPr>
+            <w:tcW w:type="dxa" w:w="2160"/>
+          </w:tcPr>
+          <w:p>
+            <w:r>
+              <w:t xml:space="preserve">GET</w:t>
+            </w:r>
+          </w:p>
+        </w:tc>
+        <w:tc>
+          <w:tcPr>
+            <w:tcW w:type="dxa" w:w="2160"/>
+          </w:tcPr>
+          <w:p>
+            <w:r>
+              <w:t xml:space="preserve">/admin/queues/:name/dead-letter</w:t>
+            </w:r>
+          </w:p>
+        </w:tc>
+        <w:tc>
+          <w:tcPr>
+            <w:tcW w:type="dxa" w:w="2160"/>
+          </w:tcPr>
+          <w:p>
+            <w:r>
+              <w:t xml:space="preserve">Admin</w:t>
+            </w:r>
+          </w:p>
+        </w:tc>
+        <w:tc>
+          <w:tcPr>
+            <w:tcW w:type="dxa" w:w="2160"/>
+          </w:tcPr>
+          <w:p>
+            <w:r>
+              <w:t xml:space="preserve">List permanently-failed jobs in a queue.</w:t>
+            </w:r>
+          </w:p>
+        </w:tc>
+      </w:tr>
+      <w:tr>
+        <w:tc>
+          <w:tcPr>
+            <w:tcW w:type="dxa" w:w="2160"/>
+          </w:tcPr>
+          <w:p>
+            <w:r>
+              <w:t xml:space="preserve">POST</w:t>
+            </w:r>
+          </w:p>
+        </w:tc>
+        <w:tc>
+          <w:tcPr>
+            <w:tcW w:type="dxa" w:w="2160"/>
+          </w:tcPr>
+          <w:p>
+            <w:r>
+              <w:t xml:space="preserve">/admin/queues/:name/dead-letter/:jobId/retry</w:t>
+            </w:r>
+          </w:p>
+        </w:tc>
+        <w:tc>
+          <w:tcPr>
+            <w:tcW w:type="dxa" w:w="2160"/>
+          </w:tcPr>
+          <w:p>
+            <w:r>
+              <w:t xml:space="preserve">Admin</w:t>
+            </w:r>
+          </w:p>
+        </w:tc>
+        <w:tc>
+          <w:tcPr>
+            <w:tcW w:type="dxa" w:w="2160"/>
+          </w:tcPr>
+          <w:p>
+            <w:r>
+              <w:t xml:space="preserve">Requeue one failed job.</w:t>
+            </w:r>
+          </w:p>
+        </w:tc>
+      </w:tr>
+      <w:tr>
+        <w:tc>
+          <w:tcPr>
+            <w:tcW w:type="dxa" w:w="2160"/>
+          </w:tcPr>
+          <w:p>
+            <w:r>
+              <w:t xml:space="preserve">GET</w:t>
+            </w:r>
+          </w:p>
+        </w:tc>
+        <w:tc>
+          <w:tcPr>
+            <w:tcW w:type="dxa" w:w="2160"/>
+          </w:tcPr>
+          <w:p>
+            <w:r>
+              <w:t xml:space="preserve">/admin/costs</w:t>
+            </w:r>
+          </w:p>
+        </w:tc>
+        <w:tc>
+          <w:tcPr>
+            <w:tcW w:type="dxa" w:w="2160"/>
+          </w:tcPr>
+          <w:p>
+            <w:r>
+              <w:t xml:space="preserve">Admin</w:t>
+            </w:r>
+          </w:p>
+        </w:tc>
+        <w:tc>
+          <w:tcPr>
+            <w:tcW w:type="dxa" w:w="2160"/>
+          </w:tcPr>
+          <w:p>
+            <w:r>
+              <w:t xml:space="preserve">AI cost breakdown by feature/day/user.</w:t>
+            </w:r>
+          </w:p>
+        </w:tc>
+      </w:tr>
+      <w:tr>
+        <w:tc>
+          <w:tcPr>
+            <w:tcW w:type="dxa" w:w="2160"/>
+          </w:tcPr>
+          <w:p>
+            <w:r>
+              <w:t xml:space="preserve">GET</w:t>
+            </w:r>
+          </w:p>
+        </w:tc>
+        <w:tc>
+          <w:tcPr>
+            <w:tcW w:type="dxa" w:w="2160"/>
+          </w:tcPr>
+          <w:p>
+            <w:r>
+              <w:t xml:space="preserve">/admin/prompts/:key/versions</w:t>
+            </w:r>
+          </w:p>
+        </w:tc>
+        <w:tc>
+          <w:tcPr>
+            <w:tcW w:type="dxa" w:w="2160"/>
+          </w:tcPr>
+          <w:p>
+            <w:r>
+              <w:t xml:space="preserve">Admin</w:t>
+            </w:r>
+          </w:p>
+        </w:tc>
+        <w:tc>
+          <w:tcPr>
+            <w:tcW w:type="dxa" w:w="2160"/>
+          </w:tcPr>
+          <w:p>
+            <w:r>
+              <w:t xml:space="preserve">Every version of a prompt template.</w:t>
+            </w:r>
+          </w:p>
+        </w:tc>
+      </w:tr>
+      <w:tr>
+        <w:tc>
+          <w:tcPr>
+            <w:tcW w:type="dxa" w:w="2160"/>
+          </w:tcPr>
+          <w:p>
+            <w:r>
+              <w:t xml:space="preserve">POST</w:t>
+            </w:r>
+          </w:p>
+        </w:tc>
+        <w:tc>
+          <w:tcPr>
+            <w:tcW w:type="dxa" w:w="2160"/>
+          </w:tcPr>
+          <w:p>
+            <w:r>
+              <w:t xml:space="preserve">/admin/prompts/:key/activate</w:t>
+            </w:r>
+          </w:p>
+        </w:tc>
+        <w:tc>
+          <w:tcPr>
+            <w:tcW w:type="dxa" w:w="2160"/>
+          </w:tcPr>
+          <w:p>
+            <w:r>
+              <w:t xml:space="preserve">Admin</w:t>
+            </w:r>
+          </w:p>
+        </w:tc>
+        <w:tc>
+          <w:tcPr>
+            <w:tcW w:type="dxa" w:w="2160"/>
+          </w:tcPr>
+          <w:p>
+            <w:r>
+              <w:t xml:space="preserve">Activate a specific prompt version.</w:t>
+            </w:r>
+          </w:p>
+        </w:tc>
+      </w:tr>
+      <w:tr>
+        <w:tc>
+          <w:tcPr>
+            <w:tcW w:type="dxa" w:w="2160"/>
+          </w:tcPr>
+          <w:p>
+            <w:r>
+              <w:t xml:space="preserve">GET</w:t>
+            </w:r>
+          </w:p>
+        </w:tc>
+        <w:tc>
+          <w:tcPr>
+            <w:tcW w:type="dxa" w:w="2160"/>
+          </w:tcPr>
+          <w:p>
+            <w:r>
+              <w:t xml:space="preserve">/admin/audit</w:t>
+            </w:r>
+          </w:p>
+        </w:tc>
+        <w:tc>
+          <w:tcPr>
+            <w:tcW w:type="dxa" w:w="2160"/>
+          </w:tcPr>
+          <w:p>
+            <w:r>
+              <w:t xml:space="preserve">Admin</w:t>
+            </w:r>
+          </w:p>
+        </w:tc>
+        <w:tc>
+          <w:tcPr>
+            <w:tcW w:type="dxa" w:w="2160"/>
+          </w:tcPr>
+          <w:p>
+            <w:r>
+              <w:t xml:space="preserve">Filterable, paginated audit log.</w:t>
+            </w:r>
+          </w:p>
+        </w:tc>
+      </w:tr>
+    </w:tbl>
+    <w:p>
+      <w:pPr>
+        <w:pStyle w:val="Heading3"/>
+      </w:pPr>
+      <w:r>
+        <w:t>6.3.6 GDPR (1 endpoint)</w:t>
+      </w:r>
+    </w:p>
+    <w:tbl>
+      <w:tblPr>
+        <w:tblStyle w:val="LightGrid-Accent1"/>
+        <w:tblW w:type="auto" w:w="0"/>
+        <w:tblLook w:firstColumn="1" w:firstRow="1" w:lastColumn="0" w:lastRow="0" w:noHBand="0" w:noVBand="1" w:val="04A0"/>
+      </w:tblPr>
+      <w:tblGrid>
+        <w:gridCol w:w="2160"/>
+        <w:gridCol w:w="2160"/>
+        <w:gridCol w:w="2160"/>
+        <w:gridCol w:w="2160"/>
+      </w:tblGrid>
+      <w:tr>
+        <w:tc>
+          <w:tcPr>
+            <w:tcW w:type="dxa" w:w="2160"/>
+          </w:tcPr>
+          <w:p>
+            <w:r>
+              <w:rPr>
+                <w:b/>
+              </w:rPr>
+              <w:t xml:space="preserve">Method</w:t>
+            </w:r>
+          </w:p>
+        </w:tc>
+        <w:tc>
+          <w:tcPr>
+            <w:tcW w:type="dxa" w:w="2160"/>
+          </w:tcPr>
+          <w:p>
+            <w:r>
+              <w:rPr>
+                <w:b/>
+              </w:rPr>
+              <w:t xml:space="preserve">Path</w:t>
+            </w:r>
+          </w:p>
+        </w:tc>
+        <w:tc>
+          <w:tcPr>
+            <w:tcW w:type="dxa" w:w="2160"/>
+          </w:tcPr>
+          <w:p>
+            <w:r>
+              <w:rPr>
+                <w:b/>
+              </w:rPr>
+              <w:t xml:space="preserve">Auth</w:t>
+            </w:r>
+          </w:p>
+        </w:tc>
+        <w:tc>
+          <w:tcPr>
+            <w:tcW w:type="dxa" w:w="2160"/>
+          </w:tcPr>
+          <w:p>
+            <w:r>
+              <w:rPr>
+                <w:b/>
+              </w:rPr>
+              <w:t xml:space="preserve">Purpose</w:t>
+            </w:r>
+          </w:p>
+        </w:tc>
+      </w:tr>
+      <w:tr>
+        <w:tc>
+          <w:tcPr>
+            <w:tcW w:type="dxa" w:w="2160"/>
+          </w:tcPr>
+          <w:p>
+            <w:r>
+              <w:t xml:space="preserve">POST</w:t>
+            </w:r>
+          </w:p>
+        </w:tc>
+        <w:tc>
+          <w:tcPr>
+            <w:tcW w:type="dxa" w:w="2160"/>
+          </w:tcPr>
+          <w:p>
+            <w:r>
+              <w:t xml:space="preserve">/gdpr/export</w:t>
+            </w:r>
+          </w:p>
+        </w:tc>
+        <w:tc>
+          <w:tcPr>
+            <w:tcW w:type="dxa" w:w="2160"/>
+          </w:tcPr>
+          <w:p>
+            <w:r>
+              <w:t xml:space="preserve">Bearer</w:t>
+            </w:r>
+          </w:p>
+        </w:tc>
+        <w:tc>
+          <w:tcPr>
+            <w:tcW w:type="dxa" w:w="2160"/>
+          </w:tcPr>
+          <w:p>
+            <w:r>
+              <w:t xml:space="preserve">Queue a full data export (delivered via notification).</w:t>
+            </w:r>
+          </w:p>
+        </w:tc>
+      </w:tr>
+    </w:tbl>
+    <w:p>
+      <w:pPr>
+        <w:pStyle w:val="Heading2"/>
+      </w:pPr>
+      <w:r>
+        <w:t>6.4 — Verification performed this round, and what was not</w:t>
+      </w:r>
+    </w:p>
+    <w:p>
+      <w:r>
+        <w:rPr>
+          <w:b w:val="0"/>
+          <w:i w:val="0"/>
+        </w:rPr>
+        <w:t xml:space="preserve">Unlike Part 5, this addition does not include a live, running-server Postman pass — the verification here was code- and process-level, and is reported exactly as honestly:</w:t>
+      </w:r>
+    </w:p>
+    <w:p>
+      <w:pPr>
+        <w:pStyle w:val="ListBullet"/>
+      </w:pPr>
+      <w:r>
+        <w:t xml:space="preserve">tsc --noEmit, eslint, and nest build all run clean with zero errors.</w:t>
+      </w:r>
+    </w:p>
+    <w:p>
+      <w:pPr>
+        <w:pStyle w:val="ListBullet"/>
+      </w:pPr>
+      <w:r>
+        <w:t xml:space="preserve">218 Jest tests pass, including new unit suites for PaymentsService, GdprService, NotificationsService, AuditService, DashboardService, DocumentsService, AdminService, and AdminGuard — covering webhook idempotency, the out-of-order guard, the double-gated admin check, GDPR purge ordering, and the notification opt-out path.</w:t>
+      </w:r>
+    </w:p>
+    <w:p>
+      <w:pPr>
+        <w:pStyle w:val="ListBullet"/>
+      </w:pPr>
+      <w:r>
+        <w:t xml:space="preserve">Both the API process and the worker process were actually booted against the real local Postgres and Redis instances and confirmed to initialise every module (including all six new ones) with no dependency-injection errors.</w:t>
+      </w:r>
+    </w:p>
+    <w:p>
+      <w:pPr>
+        <w:pStyle w:val="ListBullet"/>
+      </w:pPr>
+      <w:r>
+        <w:t xml:space="preserve">NOT done this round: an actual live Stripe checkout/webhook round-trip (via the Stripe CLI), a real Puppeteer-rendered PDF opened and visually checked, or an end-to-end GDPR export/purge run against seeded data. Those were verified by code inspection and unit tests with the Stripe SDK mocked, not by an observed live run — the same standard Part 5's findings held Sprints 1-8 to, applied honestly here as well.</w:t>
+      </w:r>
+    </w:p>
+    <w:p>
+      <w:pPr>
+        <w:pStyle w:val="Heading2"/>
+      </w:pPr>
+      <w:r>
+        <w:t>6.5 — Two real bugs this round, caught only by actually booting the app</w:t>
+      </w:r>
+    </w:p>
+    <w:p>
+      <w:pPr>
+        <w:pStyle w:val="Heading3"/>
+      </w:pPr>
+      <w:r>
+        <w:t>Bug 1 — Stripe's esModuleInterop trap</w:t>
+      </w:r>
+    </w:p>
+    <w:p>
+      <w:r>
+        <w:rPr>
+          <w:b w:val="0"/>
+          <w:i w:val="0"/>
+        </w:rPr>
+        <w:t xml:space="preserve">import Stripe from 'stripe' compiles cleanly and passes every Jest test in this project (Jest's jest.mock('stripe', ...) replaces the whole module, sidestepping the problem entirely) — but throws "stripe_1.default is not a constructor" the instant the real app tries to construct PaymentsService or GdprService. This project's tsconfig has esModuleInterop off, and the stripe package is a TypeScript export= module with no .default — a default import silently binds to undefined at runtime. Fixed in both services with import Stripe = require('stripe'), the same class of issue the codebase had already hit once before with cookie-parser in main.ts.</w:t>
+      </w:r>
+    </w:p>
+    <w:p>
+      <w:pPr>
+        <w:pStyle w:val="Heading3"/>
+      </w:pPr>
+      <w:r>
+        <w:t>Bug 2 — migration:generate wanted to destroy every stored embedding</w:t>
+      </w:r>
+    </w:p>
+    <w:p>
+      <w:r>
+        <w:rPr>
+          <w:b w:val="0"/>
+          <w:i w:val="0"/>
+        </w:rPr>
+        <w:t xml:space="preserve">TypeORM's migration diff against the live database included, alongside the genuinely new Sprint 9-11 tables, a DROP COLUMN and re-ADD of embeddings.embedding as character varying — silently changing it from vector(1536) and destroying every stored pgvector embedding, because the entity's TypeScript type (varchar, deliberately insert:false/update:false since the column is raw-SQL-managed) doesn't match what the introspector expects for a pgvector column. Caught by reading the generated migration before running it, rather than trusting the generator output blindly; the final applied migration contains only the genuine schema additions, hand-verified against a second diff that confirmed zero remaining drift.</w:t>
+      </w:r>
+    </w:p>
+    <w:p>
+      <w:r>
+        <w:rPr>
+          <w:b w:val="0"/>
+          <w:i w:val="0"/>
+        </w:rPr>
+        <w:t xml:space="preserve">Both bugs share a lesson this whole project has leaned on from Sprint 1 onward: a clean compile and a green test suite are necessary, not sufficient — they verify units in isolation, not the real module graph, the real database, or a real third-party SDK's actual runtime shape.</w:t>
+      </w:r>
+    </w:p>
+    <w:p>
+      <w:pPr>
+        <w:pStyle w:val="Heading2"/>
+      </w:pPr>
+      <w:r>
+        <w:t>6.6 — Second verification pass: three real gaps closed, two false positives ruled out</w:t>
+      </w:r>
+    </w:p>
+    <w:p>
+      <w:r>
+        <w:rPr>
+          <w:b w:val="0"/>
+          <w:i w:val="0"/>
+        </w:rPr>
+        <w:t xml:space="preserve">A follow-up verification report raised C1-C6 and M1/M2/M5 again, plus eleven new items (M3-M11) and several smaller findings. Re-checked against the actual codebase rather than applied blindly: C1-C6, M1, M2, and M5 were already fixed (the report was auditing this document's OWN stale pre-fix §2/§5 captures, not current code) — no changes were needed there. Of the new items, three were real and were fixed; the rest (M3, M6-M9) remain open by choice, scoped to a later pass.</w:t>
+      </w:r>
+    </w:p>
+    <w:p>
+      <w:pPr>
+        <w:pStyle w:val="Heading3"/>
+      </w:pPr>
+      <w:r>
+        <w:t>6.6.1 — Health endpoints (M4)</w:t>
+      </w:r>
+    </w:p>
+    <w:p>
+      <w:r>
+        <w:rPr>
+          <w:b w:val="0"/>
+          <w:i w:val="0"/>
+        </w:rPr>
+        <w:t xml:space="preserve">GET /health/live and GET /health/ready, backed by @nestjs/terminus. Liveness deliberately checks NO dependency — a Postgres/Redis outage should page someone, not trigger a container-restart storm on every replica; that's what readiness is for. Readiness pings Postgres (TypeOrmHealthIndicator) and Redis (a new RedisHealthIndicator, using its own dedicated ioredis connection so a health check can never contend with real traffic) and returns Terminus's own response shape — not the usual {success,data,meta} envelope, since orchestrators expect a plain body. Both routes are @Public(), bypassing the global JWT guard, since load balancers and container orchestrators have no bearer token to send.</w:t>
+      </w:r>
+    </w:p>
+    <w:p>
+      <w:pPr>
+        <w:pStyle w:val="Heading3"/>
+      </w:pPr>
+      <w:r>
+        <w:t>6.6.2 — Idempotency-Key on checkout (M10)</w:t>
+      </w:r>
+    </w:p>
+    <w:p>
+      <w:r>
+        <w:rPr>
+          <w:b w:val="0"/>
+          <w:i w:val="0"/>
+        </w:rPr>
+        <w:t xml:space="preserve">POST /payments/checkout now requires a unique Idempotency-Key header, same as the existing POST /workspaces/:id/analyze. The key is passed straight through as Stripe's OWN idempotency key on the API call, rather than tracked in a local table — Stripe is already the system of record for checkout sessions, and its API natively deduplicates a repeated request with the same key for 24 hours. A double-clicked "Upgrade" button can no longer create two Checkout sessions.</w:t>
+      </w:r>
+    </w:p>
+    <w:p>
+      <w:pPr>
+        <w:pStyle w:val="Heading3"/>
+      </w:pPr>
+      <w:r>
+        <w:t>6.6.3 — Missed monthly-refill safety net (M11)</w:t>
+      </w:r>
+    </w:p>
+    <w:p>
+      <w:r>
+        <w:rPr>
+          <w:b w:val="0"/>
+          <w:i w:val="0"/>
+        </w:rPr>
+        <w:t xml:space="preserve">The daily reconciliation cron (PaymentsService.reconcileAll) previously only corrected a subscription's status/period drift against Stripe. It had no way to notice that a single missed invoice.payment_succeeded webhook left a user's subscription status perfectly correct while that month's credits were silently never granted — a different failure mode from status drift, and one the reconciliation job was not actually checking for. Subscription gained a last_refill_at column (migration SubscriptionRefillTracking); reconcileAll now compares it against the Stripe subscription's current_period_start and grants the missing refill if the last one predates the current period.</w:t>
+      </w:r>
+    </w:p>
+    <w:p>
+      <w:pPr>
+        <w:pStyle w:val="Heading3"/>
+      </w:pPr>
+      <w:r>
+        <w:t>6.6.4 — Billing policy decision, made explicit</w:t>
+      </w:r>
+    </w:p>
+    <w:p>
+      <w:r>
+        <w:rPr>
+          <w:b w:val="0"/>
+          <w:i w:val="0"/>
+        </w:rPr>
+        <w:t xml:space="preserve">The report flagged that re-analysing an unchanged resume/JD pair still charges the full flat ANALYZE_CREDIT_COST even though parse_resume/parse_jd get skipped (their combined credit weight is refunded from nothing, since skipping isn't failing). This was a genuine product decision, not a bug: kept as a flat fee — "analyze" is priced as one action — and documented explicitly at the constant's definition so it reads as a decision, not an oversight, the next time someone finds the same discrepancy.</w:t>
+      </w:r>
+    </w:p>
+    <w:p>
+      <w:pPr>
+        <w:pStyle w:val="Heading3"/>
+      </w:pPr>
+      <w:r>
+        <w:t>6.6.5 — Verification</w:t>
+      </w:r>
+    </w:p>
+    <w:p>
+      <w:pPr>
+        <w:pStyle w:val="ListBullet"/>
+      </w:pPr>
+      <w:r>
+        <w:t xml:space="preserve">236 Jest tests pass (up from 226), including new coverage for checkout idempotency (missing-header rejection, the key reaching Stripe's request options), reconcileAll's missed-refill grant and its "already refilled this period" no-op path, and both health endpoints.</w:t>
+      </w:r>
+    </w:p>
+    <w:p>
+      <w:pPr>
+        <w:pStyle w:val="ListBullet"/>
+      </w:pPr>
+      <w:r>
+        <w:t xml:space="preserve">tsc, eslint, and nest build all clean.</w:t>
+      </w:r>
+    </w:p>
+    <w:p>
+      <w:pPr>
+        <w:pStyle w:val="ListBullet"/>
+      </w:pPr>
+      <w:r>
+        <w:t xml:space="preserve">Both the API and worker processes were booted live against the real local Postgres/Redis; GET /health/live and GET /health/ready were hit directly and returned 200 with both dependencies reporting up.</w:t>
       </w:r>
     </w:p>
     <w:sectPr>
